--- a/dist/tig-wave1/stop-medicare-sales-calls.docx
+++ b/dist/tig-wave1/stop-medicare-sales-calls.docx
@@ -713,7 +713,7 @@
         <w:rPr>
           <w:b/>
         </w:rPr>
-        <w:t>Call Tyler Insurance Group: (859) 618-6443</w:t>
+        <w:t>Call Tyler Insurance Group: (859) 785-8289</w:t>
       </w:r>
     </w:p>
     <w:p>
